--- a/india_monitor_data/rag/documents/Strike_Intelligence/India_Strike_Intelligence.docx
+++ b/india_monitor_data/rag/documents/Strike_Intelligence/India_Strike_Intelligence.docx
@@ -15,9 +15,9 @@
       <w:r>
         <w:t>Monitored Freight Hub: India Logistics Cluster</w:t>
         <w:br/>
-        <w:t>Generated: 2026-09-08 14:22:29 | Total Disruption Incidents Analyzed: 20</w:t>
+        <w:t>Generated: 2026-09-09 16:49:44 | Total Disruption Incidents Analyzed: 25</w:t>
         <w:br/>
-        <w:t>Disruption Severity Breakdown: 🔴 HIGH: 2 | 🟡 MEDIUM: 9 | 🟢 LOW: 9</w:t>
+        <w:t>Disruption Severity Breakdown: 🔴 HIGH: 3 | 🟡 MEDIUM: 9 | 🟢 LOW: 13</w:t>
       </w:r>
     </w:p>
     <w:p>
@@ -122,6 +122,60 @@
           </w:tcPr>
           <w:p>
             <w:r>
+              <w:t>Truck</w:t>
+            </w:r>
+          </w:p>
+        </w:tc>
+        <w:tc>
+          <w:tcPr>
+            <w:tcW w:type="dxa" w:w="1728"/>
+          </w:tcPr>
+          <w:p>
+            <w:r>
+              <w:t>Truckers begin indefinite strike across Rajasthan against new regulations | India News</w:t>
+            </w:r>
+          </w:p>
+        </w:tc>
+        <w:tc>
+          <w:tcPr>
+            <w:tcW w:type="dxa" w:w="1728"/>
+          </w:tcPr>
+          <w:p>
+            <w:r>
+              <w:t>🔴 HIGH</w:t>
+            </w:r>
+          </w:p>
+        </w:tc>
+      </w:tr>
+      <w:tr>
+        <w:tc>
+          <w:tcPr>
+            <w:tcW w:type="dxa" w:w="1728"/>
+          </w:tcPr>
+          <w:p>
+            <w:r>
+              <w:t>INC-IND-02</w:t>
+              <w:br/>
+              <w:t>(None)</w:t>
+            </w:r>
+          </w:p>
+        </w:tc>
+        <w:tc>
+          <w:tcPr>
+            <w:tcW w:type="dxa" w:w="1728"/>
+          </w:tcPr>
+          <w:p>
+            <w:r>
+              <w:t>Unknown</w:t>
+            </w:r>
+          </w:p>
+        </w:tc>
+        <w:tc>
+          <w:tcPr>
+            <w:tcW w:type="dxa" w:w="1728"/>
+          </w:tcPr>
+          <w:p>
+            <w:r>
               <w:t>General</w:t>
             </w:r>
           </w:p>
@@ -154,7 +208,223 @@
           </w:tcPr>
           <w:p>
             <w:r>
-              <w:t>INC-IND-02</w:t>
+              <w:t>INC-IND-03</w:t>
+              <w:br/>
+              <w:t>(None)</w:t>
+            </w:r>
+          </w:p>
+        </w:tc>
+        <w:tc>
+          <w:tcPr>
+            <w:tcW w:type="dxa" w:w="1728"/>
+          </w:tcPr>
+          <w:p>
+            <w:r>
+              <w:t>Unknown</w:t>
+            </w:r>
+          </w:p>
+        </w:tc>
+        <w:tc>
+          <w:tcPr>
+            <w:tcW w:type="dxa" w:w="1728"/>
+          </w:tcPr>
+          <w:p>
+            <w:r>
+              <w:t>General</w:t>
+            </w:r>
+          </w:p>
+        </w:tc>
+        <w:tc>
+          <w:tcPr>
+            <w:tcW w:type="dxa" w:w="1728"/>
+          </w:tcPr>
+          <w:p>
+            <w:r>
+              <w:t>How Covid-19 is affecting Indian harbors</w:t>
+            </w:r>
+          </w:p>
+        </w:tc>
+        <w:tc>
+          <w:tcPr>
+            <w:tcW w:type="dxa" w:w="1728"/>
+          </w:tcPr>
+          <w:p>
+            <w:r>
+              <w:t>🟢 LOW</w:t>
+            </w:r>
+          </w:p>
+        </w:tc>
+      </w:tr>
+      <w:tr>
+        <w:tc>
+          <w:tcPr>
+            <w:tcW w:type="dxa" w:w="1728"/>
+          </w:tcPr>
+          <w:p>
+            <w:r>
+              <w:t>INC-IND-04</w:t>
+              <w:br/>
+              <w:t>(None)</w:t>
+            </w:r>
+          </w:p>
+        </w:tc>
+        <w:tc>
+          <w:tcPr>
+            <w:tcW w:type="dxa" w:w="1728"/>
+          </w:tcPr>
+          <w:p>
+            <w:r>
+              <w:t>Unknown</w:t>
+            </w:r>
+          </w:p>
+        </w:tc>
+        <w:tc>
+          <w:tcPr>
+            <w:tcW w:type="dxa" w:w="1728"/>
+          </w:tcPr>
+          <w:p>
+            <w:r>
+              <w:t>General</w:t>
+            </w:r>
+          </w:p>
+        </w:tc>
+        <w:tc>
+          <w:tcPr>
+            <w:tcW w:type="dxa" w:w="1728"/>
+          </w:tcPr>
+          <w:p>
+            <w:r>
+              <w:t>Containers of perishables stranded at JNPA, await green signal from Gulf</w:t>
+            </w:r>
+          </w:p>
+        </w:tc>
+        <w:tc>
+          <w:tcPr>
+            <w:tcW w:type="dxa" w:w="1728"/>
+          </w:tcPr>
+          <w:p>
+            <w:r>
+              <w:t>🟢 LOW</w:t>
+            </w:r>
+          </w:p>
+        </w:tc>
+      </w:tr>
+      <w:tr>
+        <w:tc>
+          <w:tcPr>
+            <w:tcW w:type="dxa" w:w="1728"/>
+          </w:tcPr>
+          <w:p>
+            <w:r>
+              <w:t>INC-IND-05</w:t>
+              <w:br/>
+              <w:t>(None)</w:t>
+            </w:r>
+          </w:p>
+        </w:tc>
+        <w:tc>
+          <w:tcPr>
+            <w:tcW w:type="dxa" w:w="1728"/>
+          </w:tcPr>
+          <w:p>
+            <w:r>
+              <w:t>Unknown</w:t>
+            </w:r>
+          </w:p>
+        </w:tc>
+        <w:tc>
+          <w:tcPr>
+            <w:tcW w:type="dxa" w:w="1728"/>
+          </w:tcPr>
+          <w:p>
+            <w:r>
+              <w:t>General</w:t>
+            </w:r>
+          </w:p>
+        </w:tc>
+        <w:tc>
+          <w:tcPr>
+            <w:tcW w:type="dxa" w:w="1728"/>
+          </w:tcPr>
+          <w:p>
+            <w:r>
+              <w:t>Update: Strikes in India averted, wage revisions to be implemented</w:t>
+            </w:r>
+          </w:p>
+        </w:tc>
+        <w:tc>
+          <w:tcPr>
+            <w:tcW w:type="dxa" w:w="1728"/>
+          </w:tcPr>
+          <w:p>
+            <w:r>
+              <w:t>🟢 LOW</w:t>
+            </w:r>
+          </w:p>
+        </w:tc>
+      </w:tr>
+      <w:tr>
+        <w:tc>
+          <w:tcPr>
+            <w:tcW w:type="dxa" w:w="1728"/>
+          </w:tcPr>
+          <w:p>
+            <w:r>
+              <w:t>INC-IND-06</w:t>
+              <w:br/>
+              <w:t>(None)</w:t>
+            </w:r>
+          </w:p>
+        </w:tc>
+        <w:tc>
+          <w:tcPr>
+            <w:tcW w:type="dxa" w:w="1728"/>
+          </w:tcPr>
+          <w:p>
+            <w:r>
+              <w:t>Unknown</w:t>
+            </w:r>
+          </w:p>
+        </w:tc>
+        <w:tc>
+          <w:tcPr>
+            <w:tcW w:type="dxa" w:w="1728"/>
+          </w:tcPr>
+          <w:p>
+            <w:r>
+              <w:t>General</w:t>
+            </w:r>
+          </w:p>
+        </w:tc>
+        <w:tc>
+          <w:tcPr>
+            <w:tcW w:type="dxa" w:w="1728"/>
+          </w:tcPr>
+          <w:p>
+            <w:r>
+              <w:t>Major Ports in India, List, Map, Initiatives, UPSC Notes</w:t>
+            </w:r>
+          </w:p>
+        </w:tc>
+        <w:tc>
+          <w:tcPr>
+            <w:tcW w:type="dxa" w:w="1728"/>
+          </w:tcPr>
+          <w:p>
+            <w:r>
+              <w:t>🟢 LOW</w:t>
+            </w:r>
+          </w:p>
+        </w:tc>
+      </w:tr>
+      <w:tr>
+        <w:tc>
+          <w:tcPr>
+            <w:tcW w:type="dxa" w:w="1728"/>
+          </w:tcPr>
+          <w:p>
+            <w:r>
+              <w:t>INC-IND-07</w:t>
               <w:br/>
               <w:t>(None)</w:t>
             </w:r>
@@ -208,7 +478,7 @@
           </w:tcPr>
           <w:p>
             <w:r>
-              <w:t>INC-IND-03</w:t>
+              <w:t>INC-IND-08</w:t>
               <w:br/>
               <w:t>(None)</w:t>
             </w:r>
@@ -262,7 +532,7 @@
           </w:tcPr>
           <w:p>
             <w:r>
-              <w:t>INC-IND-04</w:t>
+              <w:t>INC-IND-09</w:t>
               <w:br/>
               <w:t>(None)</w:t>
             </w:r>
@@ -316,7 +586,7 @@
           </w:tcPr>
           <w:p>
             <w:r>
-              <w:t>INC-IND-05</w:t>
+              <w:t>INC-IND-10</w:t>
               <w:br/>
               <w:t>(None)</w:t>
             </w:r>
@@ -349,276 +619,6 @@
           <w:p>
             <w:r>
               <w:t>Worker killed after containers topple at Nhava Sheva terminal, India, during severe weathe</w:t>
-            </w:r>
-          </w:p>
-        </w:tc>
-        <w:tc>
-          <w:tcPr>
-            <w:tcW w:type="dxa" w:w="1728"/>
-          </w:tcPr>
-          <w:p>
-            <w:r>
-              <w:t>🟢 LOW</w:t>
-            </w:r>
-          </w:p>
-        </w:tc>
-      </w:tr>
-      <w:tr>
-        <w:tc>
-          <w:tcPr>
-            <w:tcW w:type="dxa" w:w="1728"/>
-          </w:tcPr>
-          <w:p>
-            <w:r>
-              <w:t>INC-IND-06</w:t>
-              <w:br/>
-              <w:t>(None)</w:t>
-            </w:r>
-          </w:p>
-        </w:tc>
-        <w:tc>
-          <w:tcPr>
-            <w:tcW w:type="dxa" w:w="1728"/>
-          </w:tcPr>
-          <w:p>
-            <w:r>
-              <w:t>Unknown</w:t>
-            </w:r>
-          </w:p>
-        </w:tc>
-        <w:tc>
-          <w:tcPr>
-            <w:tcW w:type="dxa" w:w="1728"/>
-          </w:tcPr>
-          <w:p>
-            <w:r>
-              <w:t>General</w:t>
-            </w:r>
-          </w:p>
-        </w:tc>
-        <w:tc>
-          <w:tcPr>
-            <w:tcW w:type="dxa" w:w="1728"/>
-          </w:tcPr>
-          <w:p>
-            <w:r>
-              <w:t>Trucks-on-Trains: A Strategic Modal Shift Led by Indian Railways’ Dedicated Freight Corrid</w:t>
-            </w:r>
-          </w:p>
-        </w:tc>
-        <w:tc>
-          <w:tcPr>
-            <w:tcW w:type="dxa" w:w="1728"/>
-          </w:tcPr>
-          <w:p>
-            <w:r>
-              <w:t>🟢 LOW</w:t>
-            </w:r>
-          </w:p>
-        </w:tc>
-      </w:tr>
-      <w:tr>
-        <w:tc>
-          <w:tcPr>
-            <w:tcW w:type="dxa" w:w="1728"/>
-          </w:tcPr>
-          <w:p>
-            <w:r>
-              <w:t>INC-IND-07</w:t>
-              <w:br/>
-              <w:t>(None)</w:t>
-            </w:r>
-          </w:p>
-        </w:tc>
-        <w:tc>
-          <w:tcPr>
-            <w:tcW w:type="dxa" w:w="1728"/>
-          </w:tcPr>
-          <w:p>
-            <w:r>
-              <w:t>Unknown</w:t>
-            </w:r>
-          </w:p>
-        </w:tc>
-        <w:tc>
-          <w:tcPr>
-            <w:tcW w:type="dxa" w:w="1728"/>
-          </w:tcPr>
-          <w:p>
-            <w:r>
-              <w:t>Ocean_Port</w:t>
-            </w:r>
-          </w:p>
-        </w:tc>
-        <w:tc>
-          <w:tcPr>
-            <w:tcW w:type="dxa" w:w="1728"/>
-          </w:tcPr>
-          <w:p>
-            <w:r>
-              <w:t>Worker killed after containers topple at Nhava Sheva terminal, India, during severe weathe</w:t>
-            </w:r>
-          </w:p>
-        </w:tc>
-        <w:tc>
-          <w:tcPr>
-            <w:tcW w:type="dxa" w:w="1728"/>
-          </w:tcPr>
-          <w:p>
-            <w:r>
-              <w:t>🟢 LOW</w:t>
-            </w:r>
-          </w:p>
-        </w:tc>
-      </w:tr>
-      <w:tr>
-        <w:tc>
-          <w:tcPr>
-            <w:tcW w:type="dxa" w:w="1728"/>
-          </w:tcPr>
-          <w:p>
-            <w:r>
-              <w:t>INC-IND-08</w:t>
-              <w:br/>
-              <w:t>(None)</w:t>
-            </w:r>
-          </w:p>
-        </w:tc>
-        <w:tc>
-          <w:tcPr>
-            <w:tcW w:type="dxa" w:w="1728"/>
-          </w:tcPr>
-          <w:p>
-            <w:r>
-              <w:t>Unknown</w:t>
-            </w:r>
-          </w:p>
-        </w:tc>
-        <w:tc>
-          <w:tcPr>
-            <w:tcW w:type="dxa" w:w="1728"/>
-          </w:tcPr>
-          <w:p>
-            <w:r>
-              <w:t>Truck</w:t>
-            </w:r>
-          </w:p>
-        </w:tc>
-        <w:tc>
-          <w:tcPr>
-            <w:tcW w:type="dxa" w:w="1728"/>
-          </w:tcPr>
-          <w:p>
-            <w:r>
-              <w:t>Farmers protest: Here’s how the three-hour ‘Chakka Jam’ unfolded</w:t>
-            </w:r>
-          </w:p>
-        </w:tc>
-        <w:tc>
-          <w:tcPr>
-            <w:tcW w:type="dxa" w:w="1728"/>
-          </w:tcPr>
-          <w:p>
-            <w:r>
-              <w:t>🟡 MEDIUM</w:t>
-            </w:r>
-          </w:p>
-        </w:tc>
-      </w:tr>
-      <w:tr>
-        <w:tc>
-          <w:tcPr>
-            <w:tcW w:type="dxa" w:w="1728"/>
-          </w:tcPr>
-          <w:p>
-            <w:r>
-              <w:t>INC-IND-09</w:t>
-              <w:br/>
-              <w:t>(None)</w:t>
-            </w:r>
-          </w:p>
-        </w:tc>
-        <w:tc>
-          <w:tcPr>
-            <w:tcW w:type="dxa" w:w="1728"/>
-          </w:tcPr>
-          <w:p>
-            <w:r>
-              <w:t>Unknown</w:t>
-            </w:r>
-          </w:p>
-        </w:tc>
-        <w:tc>
-          <w:tcPr>
-            <w:tcW w:type="dxa" w:w="1728"/>
-          </w:tcPr>
-          <w:p>
-            <w:r>
-              <w:t>Truck</w:t>
-            </w:r>
-          </w:p>
-        </w:tc>
-        <w:tc>
-          <w:tcPr>
-            <w:tcW w:type="dxa" w:w="1728"/>
-          </w:tcPr>
-          <w:p>
-            <w:r>
-              <w:t>Bharat Bandh Tomorrow: Nationwide Strike to Disrupt Banks, Transport, and Schools Across I</w:t>
-            </w:r>
-          </w:p>
-        </w:tc>
-        <w:tc>
-          <w:tcPr>
-            <w:tcW w:type="dxa" w:w="1728"/>
-          </w:tcPr>
-          <w:p>
-            <w:r>
-              <w:t>🟡 MEDIUM</w:t>
-            </w:r>
-          </w:p>
-        </w:tc>
-      </w:tr>
-      <w:tr>
-        <w:tc>
-          <w:tcPr>
-            <w:tcW w:type="dxa" w:w="1728"/>
-          </w:tcPr>
-          <w:p>
-            <w:r>
-              <w:t>INC-IND-10</w:t>
-              <w:br/>
-              <w:t>(None)</w:t>
-            </w:r>
-          </w:p>
-        </w:tc>
-        <w:tc>
-          <w:tcPr>
-            <w:tcW w:type="dxa" w:w="1728"/>
-          </w:tcPr>
-          <w:p>
-            <w:r>
-              <w:t>Unknown</w:t>
-            </w:r>
-          </w:p>
-        </w:tc>
-        <w:tc>
-          <w:tcPr>
-            <w:tcW w:type="dxa" w:w="1728"/>
-          </w:tcPr>
-          <w:p>
-            <w:r>
-              <w:t>General</w:t>
-            </w:r>
-          </w:p>
-        </w:tc>
-        <w:tc>
-          <w:tcPr>
-            <w:tcW w:type="dxa" w:w="1728"/>
-          </w:tcPr>
-          <w:p>
-            <w:r>
-              <w:t>Debris blocks trains for second day, travel uncertainty grips passengers</w:t>
             </w:r>
           </w:p>
         </w:tc>
